--- a/procedure_de_test/Fiche de recette creation de parcours.docx
+++ b/procedure_de_test/Fiche de recette creation de parcours.docx
@@ -36,12 +36,25 @@
           <w:sz w:val="26"/>
           <w:szCs w:val="26"/>
         </w:rPr>
-        <w:t>Test de :</w:t>
+        <w:t>Test de création de parcours</w:t>
       </w:r>
     </w:p>
     <w:p>
+      <w:pPr>
+        <w:rPr>
+          <w:b/>
+          <w:sz w:val="26"/>
+          <w:szCs w:val="26"/>
+        </w:rPr>
+      </w:pPr>
       <w:r>
-        <w:t>Objectif :</w:t>
+        <w:rPr>
+          <w:rStyle w:val="lev"/>
+        </w:rPr>
+        <w:t>Objectif :</w:t>
+      </w:r>
+      <w:r>
+        <w:t xml:space="preserve"> Vérifier que l'organisateur peut créer une course complète avec un parcours ordonné de balises et un code secret.</w:t>
       </w:r>
     </w:p>
     <w:p>
@@ -72,17 +85,24 @@
     </w:p>
     <w:p>
       <w:r>
-        <w:t>- Configuration :</w:t>
+        <w:t xml:space="preserve">- </w:t>
+      </w:r>
+      <w:r>
+        <w:rPr>
+          <w:rStyle w:val="lev"/>
+        </w:rPr>
+        <w:t>Configuration :</w:t>
+      </w:r>
+      <w:r>
+        <w:t xml:space="preserve"> L'application est lancée, au moins une équipe et deux balises sont configurées, l'accès se fait dans l'onglet « Scénarios ».</w:t>
       </w:r>
     </w:p>
     <w:p>
       <w:r>
-        <w:t>- Test de :</w:t>
+        <w:t>- Test de</w:t>
       </w:r>
-    </w:p>
-    <w:p>
       <w:r>
-        <w:t>- Test de :</w:t>
+        <w:t xml:space="preserve">s scénarios </w:t>
       </w:r>
     </w:p>
     <w:tbl>
@@ -210,19 +230,31 @@
           <w:tcPr>
             <w:tcW w:w="2127" w:type="dxa"/>
           </w:tcPr>
-          <w:p/>
+          <w:p>
+            <w:r>
+              <w:t>Saisir un nom de course et un code secret</w:t>
+            </w:r>
+          </w:p>
         </w:tc>
         <w:tc>
           <w:tcPr>
             <w:tcW w:w="2551" w:type="dxa"/>
           </w:tcPr>
-          <w:p/>
+          <w:p>
+            <w:r>
+              <w:t>Les champs acceptent les données</w:t>
+            </w:r>
+          </w:p>
         </w:tc>
         <w:tc>
           <w:tcPr>
             <w:tcW w:w="1843" w:type="dxa"/>
           </w:tcPr>
-          <w:p/>
+          <w:p>
+            <w:r>
+              <w:t>Conforme</w:t>
+            </w:r>
+          </w:p>
         </w:tc>
         <w:tc>
           <w:tcPr>
@@ -230,7 +262,7 @@
           </w:tcPr>
           <w:p>
             <w:r>
-              <w:t>Oui / Non</w:t>
+              <w:t>Oui</w:t>
             </w:r>
           </w:p>
         </w:tc>
@@ -252,28 +284,44 @@
             <w:tcW w:w="2127" w:type="dxa"/>
             <w:shd w:val="clear" w:color="auto" w:fill="F2F2F2" w:themeFill="background1" w:themeFillShade="F2"/>
           </w:tcPr>
-          <w:p/>
+          <w:p>
+            <w:r>
+              <w:t>Sélectionner une équipe dans le menu déroulant</w:t>
+            </w:r>
+          </w:p>
         </w:tc>
         <w:tc>
           <w:tcPr>
             <w:tcW w:w="2551" w:type="dxa"/>
             <w:shd w:val="clear" w:color="auto" w:fill="F2F2F2" w:themeFill="background1" w:themeFillShade="F2"/>
           </w:tcPr>
-          <w:p/>
+          <w:p>
+            <w:r>
+              <w:t>L'équipe sélectionnée s'affiche dans le champ</w:t>
+            </w:r>
+          </w:p>
         </w:tc>
         <w:tc>
           <w:tcPr>
             <w:tcW w:w="1843" w:type="dxa"/>
             <w:shd w:val="clear" w:color="auto" w:fill="F2F2F2" w:themeFill="background1" w:themeFillShade="F2"/>
           </w:tcPr>
-          <w:p/>
+          <w:p>
+            <w:r>
+              <w:t>Conforme</w:t>
+            </w:r>
+          </w:p>
         </w:tc>
         <w:tc>
           <w:tcPr>
             <w:tcW w:w="1979" w:type="dxa"/>
             <w:shd w:val="clear" w:color="auto" w:fill="F2F2F2" w:themeFill="background1" w:themeFillShade="F2"/>
           </w:tcPr>
-          <w:p/>
+          <w:p>
+            <w:r>
+              <w:t>Oui</w:t>
+            </w:r>
+          </w:p>
         </w:tc>
       </w:tr>
       <w:tr>
@@ -291,25 +339,41 @@
           <w:tcPr>
             <w:tcW w:w="2127" w:type="dxa"/>
           </w:tcPr>
-          <w:p/>
+          <w:p>
+            <w:r>
+              <w:t>Ajouter des balises au parcours via le bouton « Ajouter &gt;&gt; »</w:t>
+            </w:r>
+          </w:p>
         </w:tc>
         <w:tc>
           <w:tcPr>
             <w:tcW w:w="2551" w:type="dxa"/>
           </w:tcPr>
-          <w:p/>
+          <w:p>
+            <w:r>
+              <w:t>Les balises passent de la liste disponible vers la liste du parcours dans l'ordre choisi</w:t>
+            </w:r>
+          </w:p>
         </w:tc>
         <w:tc>
           <w:tcPr>
             <w:tcW w:w="1843" w:type="dxa"/>
           </w:tcPr>
-          <w:p/>
+          <w:p>
+            <w:r>
+              <w:t>Conforme</w:t>
+            </w:r>
+          </w:p>
         </w:tc>
         <w:tc>
           <w:tcPr>
             <w:tcW w:w="1979" w:type="dxa"/>
           </w:tcPr>
-          <w:p/>
+          <w:p>
+            <w:r>
+              <w:t>Oui</w:t>
+            </w:r>
+          </w:p>
         </w:tc>
       </w:tr>
       <w:tr>
@@ -329,28 +393,44 @@
             <w:tcW w:w="2127" w:type="dxa"/>
             <w:shd w:val="clear" w:color="auto" w:fill="F2F2F2" w:themeFill="background1" w:themeFillShade="F2"/>
           </w:tcPr>
-          <w:p/>
+          <w:p>
+            <w:r>
+              <w:t>Retirer une balise du parcours via le bouton « &lt;&lt; Retirer »</w:t>
+            </w:r>
+          </w:p>
         </w:tc>
         <w:tc>
           <w:tcPr>
             <w:tcW w:w="2551" w:type="dxa"/>
             <w:shd w:val="clear" w:color="auto" w:fill="F2F2F2" w:themeFill="background1" w:themeFillShade="F2"/>
           </w:tcPr>
-          <w:p/>
+          <w:p>
+            <w:r>
+              <w:t>La balise retourne dans la liste des balises disponibles</w:t>
+            </w:r>
+          </w:p>
         </w:tc>
         <w:tc>
           <w:tcPr>
             <w:tcW w:w="1843" w:type="dxa"/>
             <w:shd w:val="clear" w:color="auto" w:fill="F2F2F2" w:themeFill="background1" w:themeFillShade="F2"/>
           </w:tcPr>
-          <w:p/>
+          <w:p>
+            <w:r>
+              <w:t>Conforme</w:t>
+            </w:r>
+          </w:p>
         </w:tc>
         <w:tc>
           <w:tcPr>
             <w:tcW w:w="1979" w:type="dxa"/>
             <w:shd w:val="clear" w:color="auto" w:fill="F2F2F2" w:themeFill="background1" w:themeFillShade="F2"/>
           </w:tcPr>
-          <w:p/>
+          <w:p>
+            <w:r>
+              <w:t>Oui</w:t>
+            </w:r>
+          </w:p>
         </w:tc>
       </w:tr>
       <w:tr>
@@ -368,25 +448,41 @@
           <w:tcPr>
             <w:tcW w:w="2127" w:type="dxa"/>
           </w:tcPr>
-          <w:p/>
+          <w:p>
+            <w:r>
+              <w:t>Cliquer sur « Enregistrer la Course et le Parcours »</w:t>
+            </w:r>
+          </w:p>
         </w:tc>
         <w:tc>
           <w:tcPr>
             <w:tcW w:w="2551" w:type="dxa"/>
           </w:tcPr>
-          <w:p/>
+          <w:p>
+            <w:r>
+              <w:t>La course, le parcours, le code secret et l'équipe sont enregistrés via 4 appels API successifs</w:t>
+            </w:r>
+          </w:p>
         </w:tc>
         <w:tc>
           <w:tcPr>
             <w:tcW w:w="1843" w:type="dxa"/>
           </w:tcPr>
-          <w:p/>
+          <w:p>
+            <w:r>
+              <w:t>Conforme</w:t>
+            </w:r>
+          </w:p>
         </w:tc>
         <w:tc>
           <w:tcPr>
             <w:tcW w:w="1979" w:type="dxa"/>
           </w:tcPr>
-          <w:p/>
+          <w:p>
+            <w:r>
+              <w:t>Oui</w:t>
+            </w:r>
+          </w:p>
         </w:tc>
       </w:tr>
       <w:tr>
@@ -406,35 +502,48 @@
             <w:tcW w:w="2127" w:type="dxa"/>
             <w:shd w:val="clear" w:color="auto" w:fill="F2F2F2" w:themeFill="background1" w:themeFillShade="F2"/>
           </w:tcPr>
-          <w:p/>
+          <w:p>
+            <w:r>
+              <w:t>Sélectionner la course dans le tableau et cliquer sur « Supprimer »</w:t>
+            </w:r>
+          </w:p>
         </w:tc>
         <w:tc>
           <w:tcPr>
             <w:tcW w:w="2551" w:type="dxa"/>
             <w:shd w:val="clear" w:color="auto" w:fill="F2F2F2" w:themeFill="background1" w:themeFillShade="F2"/>
           </w:tcPr>
-          <w:p/>
+          <w:p>
+            <w:r>
+              <w:t>Une confirmation apparaît puis la course est supprimée avec son parcours et ses codes</w:t>
+            </w:r>
+          </w:p>
         </w:tc>
         <w:tc>
           <w:tcPr>
             <w:tcW w:w="1843" w:type="dxa"/>
             <w:shd w:val="clear" w:color="auto" w:fill="F2F2F2" w:themeFill="background1" w:themeFillShade="F2"/>
           </w:tcPr>
-          <w:p/>
+          <w:p>
+            <w:r>
+              <w:t>Conforme</w:t>
+            </w:r>
+          </w:p>
         </w:tc>
         <w:tc>
           <w:tcPr>
             <w:tcW w:w="1979" w:type="dxa"/>
             <w:shd w:val="clear" w:color="auto" w:fill="F2F2F2" w:themeFill="background1" w:themeFillShade="F2"/>
           </w:tcPr>
-          <w:p/>
+          <w:p>
+            <w:r>
+              <w:t>Oui</w:t>
+            </w:r>
+          </w:p>
         </w:tc>
       </w:tr>
     </w:tbl>
-    <w:p>
-      <w:bookmarkStart w:id="0" w:name="_GoBack"/>
-      <w:bookmarkEnd w:id="0"/>
-    </w:p>
+    <w:p/>
     <w:p>
       <w:pPr>
         <w:rPr>
@@ -581,11 +690,12 @@
             </w:rPr>
             <w:id w:val="-418186509"/>
             <w14:checkbox>
-              <w14:checked w14:val="0"/>
+              <w14:checked w14:val="1"/>
               <w14:checkedState w14:val="2612" w14:font="MS Gothic"/>
               <w14:uncheckedState w14:val="2610" w14:font="MS Gothic"/>
             </w14:checkbox>
           </w:sdtPr>
+          <w:sdtEndPr/>
           <w:sdtContent>
             <w:tc>
               <w:tcPr>
@@ -611,7 +721,7 @@
                     <w:sz w:val="24"/>
                     <w:szCs w:val="24"/>
                   </w:rPr>
-                  <w:t>☐</w:t>
+                  <w:t>☒</w:t>
                 </w:r>
               </w:p>
             </w:tc>
@@ -647,11 +757,12 @@
             </w:rPr>
             <w:id w:val="905181637"/>
             <w14:checkbox>
-              <w14:checked w14:val="0"/>
+              <w14:checked w14:val="1"/>
               <w14:checkedState w14:val="2612" w14:font="MS Gothic"/>
               <w14:uncheckedState w14:val="2610" w14:font="MS Gothic"/>
             </w14:checkbox>
           </w:sdtPr>
+          <w:sdtEndPr/>
           <w:sdtContent>
             <w:tc>
               <w:tcPr>
@@ -672,7 +783,7 @@
                     <w:sz w:val="24"/>
                     <w:szCs w:val="24"/>
                   </w:rPr>
-                  <w:t>☐</w:t>
+                  <w:t>☒</w:t>
                 </w:r>
               </w:p>
             </w:tc>
@@ -709,11 +820,12 @@
             </w:rPr>
             <w:id w:val="63229795"/>
             <w14:checkbox>
-              <w14:checked w14:val="0"/>
+              <w14:checked w14:val="1"/>
               <w14:checkedState w14:val="2612" w14:font="MS Gothic"/>
               <w14:uncheckedState w14:val="2610" w14:font="MS Gothic"/>
             </w14:checkbox>
           </w:sdtPr>
+          <w:sdtEndPr/>
           <w:sdtContent>
             <w:tc>
               <w:tcPr>
@@ -736,7 +848,7 @@
                     <w:sz w:val="24"/>
                     <w:szCs w:val="24"/>
                   </w:rPr>
-                  <w:t>☐</w:t>
+                  <w:t>☒</w:t>
                 </w:r>
               </w:p>
             </w:tc>
@@ -780,6 +892,7 @@
               <w14:uncheckedState w14:val="2610" w14:font="MS Gothic"/>
             </w14:checkbox>
           </w:sdtPr>
+          <w:sdtEndPr/>
           <w:sdtContent>
             <w:tc>
               <w:tcPr>
@@ -843,6 +956,7 @@
               <w14:uncheckedState w14:val="2610" w14:font="MS Gothic"/>
             </w14:checkbox>
           </w:sdtPr>
+          <w:sdtEndPr/>
           <w:sdtContent>
             <w:tc>
               <w:tcPr>
@@ -905,6 +1019,7 @@
               <w14:uncheckedState w14:val="2610" w14:font="MS Gothic"/>
             </w14:checkbox>
           </w:sdtPr>
+          <w:sdtEndPr/>
           <w:sdtContent>
             <w:tc>
               <w:tcPr>
@@ -971,6 +1086,7 @@
               <w14:uncheckedState w14:val="2610" w14:font="MS Gothic"/>
             </w14:checkbox>
           </w:sdtPr>
+          <w:sdtEndPr/>
           <w:sdtContent>
             <w:tc>
               <w:tcPr>
@@ -1034,6 +1150,7 @@
               <w14:uncheckedState w14:val="2610" w14:font="MS Gothic"/>
             </w14:checkbox>
           </w:sdtPr>
+          <w:sdtEndPr/>
           <w:sdtContent>
             <w:tc>
               <w:tcPr>
@@ -1096,6 +1213,7 @@
               <w14:uncheckedState w14:val="2610" w14:font="MS Gothic"/>
             </w14:checkbox>
           </w:sdtPr>
+          <w:sdtEndPr/>
           <w:sdtContent>
             <w:tc>
               <w:tcPr>
@@ -1190,6 +1308,7 @@
                 <w:sz w:val="24"/>
                 <w:szCs w:val="24"/>
               </w:rPr>
+              <w:lastRenderedPageBreak/>
               <w:t>Elément validé</w:t>
             </w:r>
           </w:p>
@@ -1202,11 +1321,12 @@
             </w:rPr>
             <w:id w:val="734206600"/>
             <w14:checkbox>
-              <w14:checked w14:val="0"/>
+              <w14:checked w14:val="1"/>
               <w14:checkedState w14:val="2612" w14:font="MS Gothic"/>
               <w14:uncheckedState w14:val="2610" w14:font="MS Gothic"/>
             </w14:checkbox>
           </w:sdtPr>
+          <w:sdtEndPr/>
           <w:sdtContent>
             <w:tc>
               <w:tcPr>
@@ -1227,12 +1347,14 @@
                     <w:sz w:val="24"/>
                     <w:szCs w:val="24"/>
                   </w:rPr>
-                  <w:t>☐</w:t>
+                  <w:t>☒</w:t>
                 </w:r>
               </w:p>
             </w:tc>
           </w:sdtContent>
         </w:sdt>
+        <w:bookmarkStart w:id="0" w:name="_GoBack"/>
+        <w:bookmarkEnd w:id="0"/>
       </w:tr>
       <w:tr>
         <w:tc>
@@ -1269,6 +1391,7 @@
               <w14:uncheckedState w14:val="2610" w14:font="MS Gothic"/>
             </w14:checkbox>
           </w:sdtPr>
+          <w:sdtEndPr/>
           <w:sdtContent>
             <w:tc>
               <w:tcPr>
@@ -1326,71 +1449,16 @@
     <w:p>
       <w:pPr>
         <w:rPr>
-          <w:b/>
-          <w:sz w:val="26"/>
-          <w:szCs w:val="26"/>
+          <w:sz w:val="24"/>
+          <w:szCs w:val="24"/>
         </w:rPr>
       </w:pPr>
       <w:r>
-        <w:rPr>
-          <w:b/>
-          <w:sz w:val="26"/>
-          <w:szCs w:val="26"/>
-        </w:rPr>
-        <w:t>Anomalie à corriger :</w:t>
-      </w:r>
-    </w:p>
-    <w:p>
-      <w:pPr>
-        <w:rPr>
-          <w:sz w:val="24"/>
-          <w:szCs w:val="24"/>
-        </w:rPr>
-      </w:pPr>
-      <w:r>
-        <w:rPr>
-          <w:sz w:val="24"/>
-          <w:szCs w:val="24"/>
-        </w:rPr>
-        <w:t>- intégrer</w:t>
+        <w:t>Fonctionnalité excellente - Conformité excellente -</w:t>
       </w:r>
       <w:r>
-        <w:rPr>
-          <w:sz w:val="24"/>
-          <w:szCs w:val="24"/>
-        </w:rPr>
-        <w:t> ...</w:t>
+        <w:t xml:space="preserve"> Ergonomie excellente.</w:t>
       </w:r>
-    </w:p>
-    <w:p>
-      <w:pPr>
-        <w:rPr>
-          <w:sz w:val="24"/>
-          <w:szCs w:val="24"/>
-        </w:rPr>
-      </w:pPr>
-      <w:r>
-        <w:rPr>
-          <w:sz w:val="24"/>
-          <w:szCs w:val="24"/>
-        </w:rPr>
-        <w:t>- changer</w:t>
-      </w:r>
-      <w:r>
-        <w:rPr>
-          <w:sz w:val="24"/>
-          <w:szCs w:val="24"/>
-        </w:rPr>
-        <w:t> ...</w:t>
-      </w:r>
-    </w:p>
-    <w:p>
-      <w:pPr>
-        <w:rPr>
-          <w:sz w:val="24"/>
-          <w:szCs w:val="24"/>
-        </w:rPr>
-      </w:pPr>
     </w:p>
     <w:p>
       <w:pPr>
@@ -1419,7 +1487,35 @@
           <w:sz w:val="24"/>
           <w:szCs w:val="24"/>
         </w:rPr>
-        <w:t xml:space="preserve">             ...                                                          ../../....                                                          ...</w:t>
+        <w:t xml:space="preserve">      Tom Le Beuze</w:t>
+      </w:r>
+      <w:r>
+        <w:rPr>
+          <w:sz w:val="24"/>
+          <w:szCs w:val="24"/>
+        </w:rPr>
+        <w:t xml:space="preserve">                        </w:t>
+      </w:r>
+      <w:r>
+        <w:rPr>
+          <w:sz w:val="24"/>
+          <w:szCs w:val="24"/>
+        </w:rPr>
+        <w:t xml:space="preserve">               18/04/2026</w:t>
+      </w:r>
+      <w:r>
+        <w:rPr>
+          <w:sz w:val="24"/>
+          <w:szCs w:val="24"/>
+        </w:rPr>
+        <w:t xml:space="preserve">                             </w:t>
+      </w:r>
+      <w:r>
+        <w:rPr>
+          <w:sz w:val="24"/>
+          <w:szCs w:val="24"/>
+        </w:rPr>
+        <w:t xml:space="preserve">                      LE BEUZE</w:t>
       </w:r>
     </w:p>
     <w:sectPr>
@@ -1872,6 +1968,17 @@
       </w:tblBorders>
     </w:tblPr>
   </w:style>
+  <w:style w:type="character" w:styleId="lev">
+    <w:name w:val="Strong"/>
+    <w:basedOn w:val="Policepardfaut"/>
+    <w:uiPriority w:val="22"/>
+    <w:qFormat/>
+    <w:rsid w:val="004813B2"/>
+    <w:rPr>
+      <w:b/>
+      <w:bCs/>
+    </w:rPr>
+  </w:style>
 </w:styles>
 </file>
 
